--- a/docs/wireframes/Introducing_GLO_Revised_Wireframe_EN_v2.docx
+++ b/docs/wireframes/Introducing_GLO_Revised_Wireframe_EN_v2.docx
@@ -573,6 +573,55 @@
         <w:pStyle w:val="Heading1"/>
       </w:pPr>
       <w:r>
+        <w:t xml:space="preserve">BREATHER · FULL-WIDTH PHOTO BAND</w:t>
+      </w:r>
+    </w:p>
+    <w:p>
+      <w:pPr>
+        <w:pStyle w:val="Heading2"/>
+      </w:pPr>
+      <w:r>
+        <w:t xml:space="preserve">Wherever the work is, you stay in control.</w:t>
+      </w:r>
+    </w:p>
+    <w:p>
+      <w:r>
+        <w:t xml:space="preserve">A short pause between Your GLO, your options (06) and Global Connections — a different kind of use (07): one full-width photo and one line. No heading in the page outline, no buttons, not in the header navigation.</w:t>
+      </w:r>
+    </w:p>
+    <w:p>
+      <w:r>
+        <w:rPr>
+          <w:b/>
+        </w:rPr>
+        <w:t xml:space="preserve">ON-SCREEN LINE: </w:t>
+      </w:r>
+      <w:r>
+        <w:t xml:space="preserve">Wherever the work is, you stay in control.</w:t>
+      </w:r>
+    </w:p>
+    <w:p>
+      <w:r>
+        <w:rPr>
+          <w:b/>
+          <w:color w:val="6F675F"/>
+        </w:rPr>
+        <w:t xml:space="preserve">IMAGE / UI: One warm, bright landscape photo across the full width (vista-glo: a harbor city and its bay at sunset), sky in the upper third, no people, no readable text, numbers or logos. The line sits centered in the upper middle, over the sky, in the display face in champagne.</w:t>
+      </w:r>
+    </w:p>
+    <w:p>
+      <w:pPr>
+        <w:pStyle w:val="TechNote"/>
+      </w:pPr>
+      <w:r>
+        <w:t xml:space="preserve">TECH: About 100vh on desktop, about 70vh on phones. Curtain reveal: the photo stays still in the viewport while the section above slides up off it, then the next section scrolls up over it and covers it again; the photo itself never moves or scales. A light dark tint over the whole photo and a stronger dark gradient from the top edge hand over from the section above and keep the line at 3:1 contrast or more (WCAG AA, large text) while the photo stays warm and bright. The line fades in once when the band comes into view. The photo is decorative (empty alt), loads as the band approaches and has no hover parallax. Reduced-motion users see an ordinary static full-width photo with the line.</w:t>
+      </w:r>
+    </w:p>
+    <w:p>
+      <w:pPr>
+        <w:pStyle w:val="Heading1"/>
+      </w:pPr>
+      <w:r>
         <w:t xml:space="preserve">07 · GLOBAL CONNECTIONS — A DIFFERENT KIND OF USE</w:t>
       </w:r>
     </w:p>
